--- a/uploads/Proposta/Proposta_SIC_.docx
+++ b/uploads/Proposta/Proposta_SIC_.docx
@@ -273,7 +273,7 @@
                 <w:szCs w:val="24"/>
                 <w:u w:val="single"/>
               </w:rPr>
-              <w:t xml:space="preserve">SIC – Local: AEROPORTO DE TRÊS PONTAS - MG </w:t>
+              <w:t xml:space="preserve">SIC – Local: EXPOMINAS </w:t>
             </w:r>
           </w:p>
         </w:tc>
@@ -333,7 +333,7 @@
                 <w:szCs w:val="24"/>
                 <w:u w:val="single"/>
               </w:rPr>
-              <w:t xml:space="preserve">AEROPORTO</w:t>
+              <w:t xml:space="preserve">PAVILHÃO 1</w:t>
             </w:r>
           </w:p>
         </w:tc>
@@ -389,7 +389,7 @@
                 <w:szCs w:val="24"/>
                 <w:u w:val="single"/>
               </w:rPr>
-              <w:t xml:space="preserve">04/05/2026 ATÉ: 04/05/2026</w:t>
+              <w:t xml:space="preserve">31/10/2025 ATÉ: 31/10/2025</w:t>
             </w:r>
           </w:p>
         </w:tc>
@@ -445,7 +445,7 @@
                 <w:szCs w:val="24"/>
                 <w:u w:val="single"/>
               </w:rPr>
-              <w:t xml:space="preserve">18/02/2026 ATÉ: 25/02/2026</w:t>
+              <w:t xml:space="preserve">01/11/2025 ATÉ: 04/11/2025</w:t>
             </w:r>
           </w:p>
         </w:tc>
@@ -501,7 +501,7 @@
                 <w:szCs w:val="24"/>
                 <w:u w:val="single"/>
               </w:rPr>
-              <w:t xml:space="preserve">26/05/2026 ATÉ: 28/05/2026</w:t>
+              <w:t xml:space="preserve">05/11/2025 ATÉ: 07/11/2025</w:t>
             </w:r>
           </w:p>
         </w:tc>
@@ -564,7 +564,7 @@
                 <w:szCs w:val="24"/>
                 <w:u w:val="single"/>
               </w:rPr>
-              <w:t xml:space="preserve">29/05/2026 ATÉ: 01/06/2026</w:t>
+              <w:t xml:space="preserve">08/11/2025 ATÉ: 09/11/2025</w:t>
             </w:r>
           </w:p>
         </w:tc>
@@ -614,9 +614,75 @@
             <w:rPr>
               <w:rFonts w:ascii="Abel" w:hAnsi="Abel" w:cs="Abel"/>
             </w:rPr>
-            <w:t xml:space="preserve">HOSPEDAGEM: R$ 4.000,00</w:t>
+            <w:t xml:space="preserve"/>
+          </w:r>
+          <w:r>
+            <w:rPr>
+              <w:b/>
+              <w:i/>
+              <w:rFonts w:ascii="Abel" w:hAnsi="Abel" w:cs="Abel"/>
+            </w:rPr>
+            <w:t xml:space="preserve">ANALISTA DE PROJETOS</w:t>
+          </w:r>
+          <w:r>
+            <w:rPr>
+              <w:rFonts w:ascii="Abel" w:hAnsi="Abel" w:cs="Abel"/>
+            </w:rPr>
+            <w:t xml:space="preserve"/>
             <w:br/>
-            <w:t xml:space="preserve">TRANSPORTE: R$ 3.000,00</w:t>
+            <w:t xml:space="preserve"/>
+            <w:br/>
+            <w:t xml:space="preserve"/>
+            <w:br/>
+            <w:t xml:space="preserve"/>
+            <w:br/>
+            <w:t xml:space="preserve"/>
+          </w:r>
+          <w:r>
+            <w:rPr>
+              <w:b/>
+              <w:i/>
+              <w:rFonts w:ascii="Abel" w:hAnsi="Abel" w:cs="Abel"/>
+            </w:rPr>
+            <w:t xml:space="preserve">ANÁLISE DE PROJETOS VIA SISTEMA</w:t>
+          </w:r>
+          <w:r>
+            <w:rPr>
+              <w:rFonts w:ascii="Abel" w:hAnsi="Abel" w:cs="Abel"/>
+            </w:rPr>
+            <w:t xml:space="preserve"/>
+            <w:br/>
+            <w:t xml:space="preserve"> Sistema on-line para a análise do projeto e documentação;</w:t>
+            <w:br/>
+            <w:t xml:space="preserve"> Análise dos projetos de acordo com as normas de montagem do evento;</w:t>
+            <w:br/>
+            <w:t xml:space="preserve"> Recebimento da documentação dos estandes: (A.R.T. ou R.R.T. e Termo de Responsabilidade);</w:t>
+            <w:br/>
+            <w:t xml:space="preserve"/>
+            <w:br/>
+            <w:t xml:space="preserve">• 1 Analista De Projetos, 60 Diária(s), de: 02/09/2025 até: 31/10/2025</w:t>
+            <w:br/>
+            <w:t xml:space="preserve"/>
+            <w:br/>
+            <w:t xml:space="preserve">1 </w:t>
+            <w:br/>
+            <w:t xml:space="preserve"/>
+            <w:br/>
+            <w:t xml:space="preserve"/>
+          </w:r>
+          <w:r>
+            <w:rPr>
+              <w:b/>
+              <w:i/>
+              <w:rFonts w:ascii="Abel" w:hAnsi="Abel" w:cs="Abel"/>
+            </w:rPr>
+            <w:t xml:space="preserve">ANALISTA DE PROJETOS</w:t>
+          </w:r>
+          <w:r>
+            <w:rPr>
+              <w:rFonts w:ascii="Abel" w:hAnsi="Abel" w:cs="Abel"/>
+            </w:rPr>
+            <w:t xml:space="preserve"/>
           </w:r>
         </w:t>
       </w:r>
@@ -946,7 +1012,7 @@
           <w:sz w:val="24"/>
           <w:szCs w:val="24"/>
         </w:rPr>
-        <w:t xml:space="preserve">• 1 Sistema De Caex, (CAEX), 1 Diária(s), de: 10/04/2026 até: 10/04/2026</w:t>
+        <w:t xml:space="preserve">• 1 Coordenador Operacional 1, 11 Diária(s), de: 31/10/2025 até: 10/11/2025</w:t>
       </w:r>
     </w:p>
     <w:p>
@@ -966,7 +1032,7 @@
           <w:sz w:val="24"/>
           <w:szCs w:val="24"/>
         </w:rPr>
-        <w:t xml:space="preserve">• 1 TéCnico De Ti, (CAEX), 10 Diária(s), de: 20/05/2026 até: 29/05/2026</w:t>
+        <w:t xml:space="preserve">• 3 Fiscal Diurno, 11 Diária(s), de: 31/10/2025 até: 10/11/2025</w:t>
       </w:r>
     </w:p>
     <w:p>
@@ -986,260 +1052,7 @@
           <w:sz w:val="24"/>
           <w:szCs w:val="24"/>
         </w:rPr>
-        <w:t xml:space="preserve">• 1 TéCnico De Ti, 6 Diária(s), de: 24/05/2026 até: 29/05/2026</w:t>
-      </w:r>
-    </w:p>
-    <w:p>
-      <w:pPr>
-        <w:pStyle w:val="PargrafodaLista"/>
-        <w:spacing w:line="285" w:lineRule="atLeast"/>
-        <w:ind w:left="0"/>
-        <w:rPr>
-          <w:rFonts w:ascii="Abel" w:hAnsi="Abel"/>
-          <w:sz w:val="24"/>
-          <w:szCs w:val="24"/>
-        </w:rPr>
-      </w:pPr>
-      <w:r>
-        <w:rPr>
-          <w:rFonts w:ascii="Abel" w:hAnsi="Abel"/>
-          <w:sz w:val="24"/>
-          <w:szCs w:val="24"/>
-        </w:rPr>
-        <w:t xml:space="preserve"/>
-      </w:r>
-    </w:p>
-    <w:p>
-      <w:pPr>
-        <w:spacing w:line="285" w:lineRule="atLeast"/>
-        <w:rPr>
-          <w:rFonts w:ascii="Abel" w:hAnsi="Abel"/>
-          <w:sz w:val="24"/>
-          <w:szCs w:val="24"/>
-        </w:rPr>
-      </w:pPr>
-      <w:r>
-        <w:rPr>
-          <w:rFonts w:ascii="Abel" w:hAnsi="Abel"/>
-          <w:sz w:val="24"/>
-          <w:szCs w:val="24"/>
-        </w:rPr>
-        <w:t xml:space="preserve"/>
-      </w:r>
-    </w:p>
-    <w:p>
-      <w:pPr>
-        <w:spacing w:line="285" w:lineRule="atLeast"/>
-        <w:rPr>
-          <w:rFonts w:ascii="Abel" w:hAnsi="Abel"/>
-          <w:b/>
-          <w:bCs/>
-          <w:i/>
-          <w:iCs/>
-          <w:sz w:val="24"/>
-          <w:szCs w:val="24"/>
-        </w:rPr>
-      </w:pPr>
-      <w:r>
-        <w:rPr>
-          <w:rFonts w:ascii="Abel" w:hAnsi="Abel"/>
-          <w:b/>
-          <w:bCs/>
-          <w:i/>
-          <w:iCs/>
-          <w:sz w:val="24"/>
-          <w:szCs w:val="24"/>
-        </w:rPr>
-        <w:t xml:space="preserve">
-          <w:r>
-            <w:rPr>
-              <w:b/>
-              <w:i/>
-              <w:rFonts w:ascii="Abel" w:hAnsi="Abel" w:cs="Abel"/>
-            </w:rPr>
-            <w:t xml:space="preserve">EQUIPAMENTO(S)</w:t>
-          </w:r>
-        </w:t>
-      </w:r>
-    </w:p>
-    <w:p>
-      <w:pPr>
-        <w:pStyle w:val="PargrafodaLista"/>
-        <w:spacing w:line="285" w:lineRule="atLeast"/>
-        <w:ind w:left="0"/>
-        <w:rPr>
-          <w:rFonts w:ascii="Abel" w:hAnsi="Abel"/>
-          <w:sz w:val="24"/>
-          <w:szCs w:val="24"/>
-        </w:rPr>
-      </w:pPr>
-      <w:r>
-        <w:rPr>
-          <w:rFonts w:ascii="Abel" w:hAnsi="Abel"/>
-          <w:sz w:val="24"/>
-          <w:szCs w:val="24"/>
-        </w:rPr>
-        <w:t xml:space="preserve">• 1 Sistema De Credenciamento, 1 Diária(s), de: 01/05/2026 até: 01/05/2026</w:t>
-      </w:r>
-    </w:p>
-    <w:p>
-      <w:pPr>
-        <w:pStyle w:val="PargrafodaLista"/>
-        <w:spacing w:line="285" w:lineRule="atLeast"/>
-        <w:ind w:left="0"/>
-        <w:rPr>
-          <w:rFonts w:ascii="Abel" w:hAnsi="Abel"/>
-          <w:sz w:val="24"/>
-          <w:szCs w:val="24"/>
-        </w:rPr>
-      </w:pPr>
-      <w:r>
-        <w:rPr>
-          <w:rFonts w:ascii="Abel" w:hAnsi="Abel"/>
-          <w:sz w:val="24"/>
-          <w:szCs w:val="24"/>
-        </w:rPr>
-        <w:t xml:space="preserve">• 1 Suprimentos, (CAEX), 1 Diária(s), de: 20/05/2026 até: 20/05/2026</w:t>
-      </w:r>
-    </w:p>
-    <w:p>
-      <w:pPr>
-        <w:pStyle w:val="PargrafodaLista"/>
-        <w:spacing w:line="285" w:lineRule="atLeast"/>
-        <w:ind w:left="0"/>
-        <w:rPr>
-          <w:rFonts w:ascii="Abel" w:hAnsi="Abel"/>
-          <w:sz w:val="24"/>
-          <w:szCs w:val="24"/>
-        </w:rPr>
-      </w:pPr>
-      <w:r>
-        <w:rPr>
-          <w:rFonts w:ascii="Abel" w:hAnsi="Abel"/>
-          <w:sz w:val="24"/>
-          <w:szCs w:val="24"/>
-        </w:rPr>
-        <w:t xml:space="preserve">• 1 Suprimentos, 1 Diária(s), de: 26/05/2026 até: 26/05/2026</w:t>
-      </w:r>
-    </w:p>
-    <w:p>
-      <w:pPr>
-        <w:pStyle w:val="PargrafodaLista"/>
-        <w:spacing w:line="285" w:lineRule="atLeast"/>
-        <w:ind w:left="0"/>
-        <w:rPr>
-          <w:rFonts w:ascii="Abel" w:hAnsi="Abel"/>
-          <w:sz w:val="24"/>
-          <w:szCs w:val="24"/>
-        </w:rPr>
-      </w:pPr>
-      <w:r>
-        <w:rPr>
-          <w:rFonts w:ascii="Abel" w:hAnsi="Abel"/>
-          <w:sz w:val="24"/>
-          <w:szCs w:val="24"/>
-        </w:rPr>
-        <w:t xml:space="preserve">• 15 Notebook, 6 Diária(s), de: 24/05/2026 até: 29/05/2026</w:t>
-      </w:r>
-    </w:p>
-    <w:p>
-      <w:pPr>
-        <w:pStyle w:val="PargrafodaLista"/>
-        <w:spacing w:line="285" w:lineRule="atLeast"/>
-        <w:ind w:left="0"/>
-        <w:rPr>
-          <w:rFonts w:ascii="Abel" w:hAnsi="Abel"/>
-          <w:sz w:val="24"/>
-          <w:szCs w:val="24"/>
-        </w:rPr>
-      </w:pPr>
-      <w:r>
-        <w:rPr>
-          <w:rFonts w:ascii="Abel" w:hAnsi="Abel"/>
-          <w:sz w:val="24"/>
-          <w:szCs w:val="24"/>
-        </w:rPr>
-        <w:t xml:space="preserve">• 2 Impressora De Etiqueta, (CAEX), 10 Diária(s), de: 20/05/2026 até: 29/05/2026</w:t>
-      </w:r>
-    </w:p>
-    <w:p>
-      <w:pPr>
-        <w:pStyle w:val="PargrafodaLista"/>
-        <w:spacing w:line="285" w:lineRule="atLeast"/>
-        <w:ind w:left="0"/>
-        <w:rPr>
-          <w:rFonts w:ascii="Abel" w:hAnsi="Abel"/>
-          <w:sz w:val="24"/>
-          <w:szCs w:val="24"/>
-        </w:rPr>
-      </w:pPr>
-      <w:r>
-        <w:rPr>
-          <w:rFonts w:ascii="Abel" w:hAnsi="Abel"/>
-          <w:sz w:val="24"/>
-          <w:szCs w:val="24"/>
-        </w:rPr>
-        <w:t xml:space="preserve">• 4 Notebook, (CAEX), 10 Diária(s), de: 20/05/2026 até: 29/05/2026</w:t>
-      </w:r>
-    </w:p>
-    <w:p>
-      <w:pPr>
-        <w:pStyle w:val="PargrafodaLista"/>
-        <w:spacing w:line="285" w:lineRule="atLeast"/>
-        <w:ind w:left="0"/>
-        <w:rPr>
-          <w:rFonts w:ascii="Abel" w:hAnsi="Abel"/>
-          <w:sz w:val="24"/>
-          <w:szCs w:val="24"/>
-        </w:rPr>
-      </w:pPr>
-      <w:r>
-        <w:rPr>
-          <w:rFonts w:ascii="Abel" w:hAnsi="Abel"/>
-          <w:sz w:val="24"/>
-          <w:szCs w:val="24"/>
-        </w:rPr>
-        <w:t xml:space="preserve">• 5 Totem Completo, 6 Diária(s), de: 24/05/2026 até: 29/05/2026</w:t>
-      </w:r>
-    </w:p>
-    <w:p>
-      <w:pPr>
-        <w:pStyle w:val="PargrafodaLista"/>
-        <w:spacing w:line="285" w:lineRule="atLeast"/>
-        <w:ind w:left="0"/>
-        <w:rPr>
-          <w:rFonts w:ascii="Abel" w:hAnsi="Abel"/>
-          <w:sz w:val="24"/>
-          <w:szCs w:val="24"/>
-        </w:rPr>
-      </w:pPr>
-      <w:r>
-        <w:rPr>
-          <w:rFonts w:ascii="Abel" w:hAnsi="Abel"/>
-          <w:sz w:val="24"/>
-          <w:szCs w:val="24"/>
-        </w:rPr>
-        <w:t xml:space="preserve">• 8 Impressora De Etiqueta, 6 Diária(s), de: 24/05/2026 até: 29/05/2026</w:t>
-      </w:r>
-    </w:p>
-    <w:p>
-      <w:pPr>
-        <w:pStyle w:val="PargrafodaLista"/>
-        <w:spacing w:line="285" w:lineRule="atLeast"/>
-        <w:ind w:left="0"/>
-        <w:rPr>
-          <w:rFonts w:ascii="Abel" w:hAnsi="Abel"/>
-          <w:sz w:val="24"/>
-          <w:szCs w:val="24"/>
-        </w:rPr>
-      </w:pPr>
-      <w:r>
-        <w:rPr>
-          <w:rFonts w:ascii="Abel" w:hAnsi="Abel"/>
-          <w:sz w:val="24"/>
-          <w:szCs w:val="24"/>
-        </w:rPr>
-        <w:t xml:space="preserve">• 8 Leitor Opn, 6 Diária(s), de: 24/05/2026 até: 29/05/2026</w:t>
+        <w:t xml:space="preserve">• 1 Fiscal Noturno, 10 Diária(s), de: 31/10/2025 até: 09/11/2025</w:t>
       </w:r>
     </w:p>
     <w:p>
@@ -1496,7 +1309,7 @@
           <w:sz w:val="24"/>
           <w:szCs w:val="24"/>
         </w:rPr>
-        <w:t xml:space="preserve">2026</w:t>
+        <w:t xml:space="preserve">2025</w:t>
       </w:r>
       <w:r>
         <w:rPr>
@@ -1514,7 +1327,7 @@
           <w:sz w:val="24"/>
           <w:szCs w:val="24"/>
         </w:rPr>
-        <w:t xml:space="preserve">R$ 73.346,44</w:t>
+        <w:t xml:space="preserve">R$ 62.310,01</w:t>
       </w:r>
       <w:r>
         <w:rPr>
@@ -1693,7 +1506,7 @@
           <w:i/>
           <w:iCs/>
         </w:rPr>
-        <w:t xml:space="preserve">11/02/2026</w:t>
+        <w:t xml:space="preserve">20/02/2026</w:t>
       </w:r>
     </w:p>
     <w:p>

--- a/uploads/Proposta/Proposta_SIC_.docx
+++ b/uploads/Proposta/Proposta_SIC_.docx
@@ -1506,7 +1506,7 @@
           <w:i/>
           <w:iCs/>
         </w:rPr>
-        <w:t xml:space="preserve">20/02/2026</w:t>
+        <w:t xml:space="preserve">02/08/2026</w:t>
       </w:r>
     </w:p>
     <w:p>
